--- a/docs/data-insights/outreach_ehab_14-06-2026.docx
+++ b/docs/data-insights/outreach_ehab_14-06-2026.docx
@@ -122,7 +122,7 @@
           <w:b w:val="0"/>
           <w:i w:val="0"/>
         </w:rPr>
-        <w:t xml:space="preserve">1. Next Printing  </w:t>
+        <w:t xml:space="preserve">1. Westpac Banking Corp  </w:t>
       </w:r>
       <w:r>
         <w:rPr>
@@ -131,7 +131,7 @@
           <w:color w:val="707070"/>
           <w:sz w:val="20"/>
         </w:rPr>
-        <w:t>[Trade Printers]</w:t>
+        <w:t>[Corporate &amp; Professional]</w:t>
       </w:r>
       <w:r>
         <w:rPr>
@@ -140,7 +140,7 @@
           <w:color w:val="707070"/>
           <w:sz w:val="18"/>
         </w:rPr>
-        <w:t xml:space="preserve">   $17,605 in the last 12 months   (deck #1 of 50)</w:t>
+        <w:t xml:space="preserve">   $24,775 in the last 12 months   (deck #3 of 50)</w:t>
       </w:r>
     </w:p>
     <w:p>
@@ -156,7 +156,7 @@
           <w:b w:val="0"/>
           <w:i w:val="0"/>
         </w:rPr>
-        <w:t>no QB-won value contact identified - confirm decision-maker before outreach</w:t>
+        <w:t>Jeff Edwards  &lt;jeff.edwards@westpac.com.au&gt; - active (last active 2026-05-11)</w:t>
       </w:r>
     </w:p>
     <w:p>
@@ -189,7 +189,7 @@
           <w:b w:val="0"/>
           <w:i w:val="0"/>
         </w:rPr>
-        <w:t>32% of customers who buy Embellishment also buy Hard Cover Books, about 3.9 times more likely than the average customer (8% normally). Buys embellishment (5 jobs) but has 0 jobs in hard cover books.</w:t>
+        <w:t>32% of customers who buy Embellishment also buy Hard Cover Books, about 3.9 times more likely than the average customer (8% normally). Buys embellishment (20 jobs) but has 0 jobs in hard cover books.</w:t>
       </w:r>
     </w:p>
     <w:p>
@@ -197,16 +197,15 @@
         <w:rPr>
           <w:b/>
           <w:i w:val="0"/>
-          <w:color w:val="1B7F3B"/>
         </w:rPr>
-        <w:t xml:space="preserve">Fits their business: </w:t>
+        <w:t xml:space="preserve">Industry fit: </w:t>
       </w:r>
       <w:r>
         <w:rPr>
           <w:b w:val="0"/>
           <w:i w:val="0"/>
         </w:rPr>
-        <w:t>Trade Printers firms regularly buy Hard Cover Books (28% do).</w:t>
+        <w:t>Neutral fit - Hard Cover Books carries no strong industry signal for Corporate &amp; Professional; pitched on the statistics.</w:t>
       </w:r>
     </w:p>
     <w:p>
@@ -222,7 +221,7 @@
           <w:b w:val="0"/>
           <w:i w:val="0"/>
         </w:rPr>
-        <w:t>In cadence: last ordered 43 days ago; they typically reorder about every 70 days, so they're not due yet.</w:t>
+        <w:t>Due soon: last ordered 110 days ago; they typically reorder about every 71 days, so they're about due.</w:t>
       </w:r>
     </w:p>
     <w:p>
@@ -268,7 +267,445 @@
           <w:b w:val="0"/>
           <w:i w:val="0"/>
         </w:rPr>
-        <w:t xml:space="preserve">2. Performance Frontiers  </w:t>
+        <w:t xml:space="preserve">2. Shepson Printing  </w:t>
+      </w:r>
+      <w:r>
+        <w:rPr>
+          <w:b/>
+          <w:i w:val="0"/>
+          <w:color w:val="707070"/>
+          <w:sz w:val="20"/>
+        </w:rPr>
+        <w:t>[Trade Printers]</w:t>
+      </w:r>
+      <w:r>
+        <w:rPr>
+          <w:b w:val="0"/>
+          <w:i/>
+          <w:color w:val="707070"/>
+          <w:sz w:val="18"/>
+        </w:rPr>
+        <w:t xml:space="preserve">   $10,423 in the last 12 months   (deck #5 of 50)</w:t>
+      </w:r>
+    </w:p>
+    <w:p>
+      <w:r>
+        <w:rPr>
+          <w:b/>
+          <w:i w:val="0"/>
+        </w:rPr>
+        <w:t xml:space="preserve">Who to contact: </w:t>
+      </w:r>
+      <w:r>
+        <w:rPr>
+          <w:b w:val="0"/>
+          <w:i w:val="0"/>
+        </w:rPr>
+        <w:t>Matthew Payn &lt;sales@shepson.com.au&gt; - active (last active 2026-05-28)</w:t>
+      </w:r>
+    </w:p>
+    <w:p>
+      <w:r>
+        <w:rPr>
+          <w:b/>
+          <w:i w:val="0"/>
+        </w:rPr>
+        <w:t xml:space="preserve">Pitch: </w:t>
+      </w:r>
+      <w:r>
+        <w:rPr>
+          <w:b w:val="0"/>
+          <w:i w:val="0"/>
+          <w:color w:val="1B7F3B"/>
+        </w:rPr>
+        <w:t>Hard Cover Books</w:t>
+      </w:r>
+    </w:p>
+    <w:p>
+      <w:r>
+        <w:rPr>
+          <w:b/>
+          <w:i w:val="0"/>
+        </w:rPr>
+        <w:t xml:space="preserve">Pattern: </w:t>
+      </w:r>
+      <w:r>
+        <w:rPr>
+          <w:b w:val="0"/>
+          <w:i w:val="0"/>
+        </w:rPr>
+        <w:t>32% of customers who buy Embellishment also buy Hard Cover Books, about 3.9 times more likely than the average customer (8% normally). Buys embellishment (3 jobs) but has 0 jobs in hard cover books.</w:t>
+      </w:r>
+    </w:p>
+    <w:p>
+      <w:r>
+        <w:rPr>
+          <w:b/>
+          <w:i w:val="0"/>
+          <w:color w:val="1B7F3B"/>
+        </w:rPr>
+        <w:t xml:space="preserve">Fits their business: </w:t>
+      </w:r>
+      <w:r>
+        <w:rPr>
+          <w:b w:val="0"/>
+          <w:i w:val="0"/>
+        </w:rPr>
+        <w:t>Trade Printers firms regularly buy Hard Cover Books (28% do).</w:t>
+      </w:r>
+    </w:p>
+    <w:p>
+      <w:r>
+        <w:rPr>
+          <w:b/>
+          <w:i w:val="0"/>
+        </w:rPr>
+        <w:t xml:space="preserve">Timing: </w:t>
+      </w:r>
+      <w:r>
+        <w:rPr>
+          <w:b w:val="0"/>
+          <w:i w:val="0"/>
+        </w:rPr>
+        <w:t>In cadence: last ordered 3 days ago; they typically reorder about every 32 days, so they're not due yet. They also tend to pick up around Jul, which is coming up.</w:t>
+      </w:r>
+    </w:p>
+    <w:p>
+      <w:r>
+        <w:rPr>
+          <w:b/>
+          <w:i w:val="0"/>
+          <w:color w:val="1F497D"/>
+        </w:rPr>
+        <w:t xml:space="preserve">Your call:   </w:t>
+      </w:r>
+      <w:r>
+        <w:rPr>
+          <w:b w:val="0"/>
+          <w:i w:val="0"/>
+        </w:rPr>
+        <w:t xml:space="preserve">[ ] Makes sense      [ ] They already buy this      [ ] Wrong      </w:t>
+      </w:r>
+      <w:r>
+        <w:rPr>
+          <w:b w:val="0"/>
+          <w:i/>
+          <w:color w:val="707070"/>
+          <w:sz w:val="18"/>
+        </w:rPr>
+        <w:t xml:space="preserve">notes: </w:t>
+      </w:r>
+      <w:r>
+        <w:rPr>
+          <w:b w:val="0"/>
+          <w:i w:val="0"/>
+          <w:color w:val="A0A0A0"/>
+        </w:rPr>
+        <w:t>______________________________</w:t>
+      </w:r>
+    </w:p>
+    <w:p>
+      <w:pPr>
+        <w:pStyle w:val="Heading3"/>
+      </w:pPr>
+      <w:r>
+        <w:rPr>
+          <w:b w:val="0"/>
+          <w:i w:val="0"/>
+        </w:rPr>
+        <w:t xml:space="preserve">3. MCI Group  </w:t>
+      </w:r>
+      <w:r>
+        <w:rPr>
+          <w:b/>
+          <w:i w:val="0"/>
+          <w:color w:val="707070"/>
+          <w:sz w:val="20"/>
+        </w:rPr>
+        <w:t>[Advertising &amp; Marketing]</w:t>
+      </w:r>
+      <w:r>
+        <w:rPr>
+          <w:b w:val="0"/>
+          <w:i/>
+          <w:color w:val="707070"/>
+          <w:sz w:val="18"/>
+        </w:rPr>
+        <w:t xml:space="preserve">   $15,553 in the last 12 months   (deck #6 of 50)</w:t>
+      </w:r>
+    </w:p>
+    <w:p>
+      <w:r>
+        <w:rPr>
+          <w:b/>
+          <w:i w:val="0"/>
+        </w:rPr>
+        <w:t xml:space="preserve">Who to contact: </w:t>
+      </w:r>
+      <w:r>
+        <w:rPr>
+          <w:b w:val="0"/>
+          <w:i w:val="0"/>
+        </w:rPr>
+        <w:t>Marta Tabaka &lt;marta.tabaka@wearemci.com&gt; - active (last active 2026-03-18)</w:t>
+      </w:r>
+    </w:p>
+    <w:p>
+      <w:r>
+        <w:rPr>
+          <w:b/>
+          <w:i w:val="0"/>
+        </w:rPr>
+        <w:t xml:space="preserve">Pitch: </w:t>
+      </w:r>
+      <w:r>
+        <w:rPr>
+          <w:b w:val="0"/>
+          <w:i w:val="0"/>
+          <w:color w:val="1B7F3B"/>
+        </w:rPr>
+        <w:t>Hard Cover Books</w:t>
+      </w:r>
+    </w:p>
+    <w:p>
+      <w:r>
+        <w:rPr>
+          <w:b/>
+          <w:i w:val="0"/>
+        </w:rPr>
+        <w:t xml:space="preserve">Pattern: </w:t>
+      </w:r>
+      <w:r>
+        <w:rPr>
+          <w:b w:val="0"/>
+          <w:i w:val="0"/>
+        </w:rPr>
+        <w:t>32% of customers who buy Embellishment also buy Hard Cover Books, about 3.9 times more likely than the average customer (8% normally). Buys embellishment (23 jobs) but has 0 jobs in hard cover books.</w:t>
+      </w:r>
+    </w:p>
+    <w:p>
+      <w:r>
+        <w:rPr>
+          <w:b/>
+          <w:i w:val="0"/>
+          <w:color w:val="1B7F3B"/>
+        </w:rPr>
+        <w:t xml:space="preserve">Fits their business: </w:t>
+      </w:r>
+      <w:r>
+        <w:rPr>
+          <w:b w:val="0"/>
+          <w:i w:val="0"/>
+        </w:rPr>
+        <w:t>Advertising &amp; Marketing firms regularly buy Hard Cover Books (26% do).</w:t>
+      </w:r>
+    </w:p>
+    <w:p>
+      <w:r>
+        <w:rPr>
+          <w:b/>
+          <w:i w:val="0"/>
+        </w:rPr>
+        <w:t xml:space="preserve">Timing: </w:t>
+      </w:r>
+      <w:r>
+        <w:rPr>
+          <w:b w:val="0"/>
+          <w:i w:val="0"/>
+        </w:rPr>
+        <w:t>Overdue: last ordered 132 days ago; they typically reorder about every 44 days, so they're past due.</w:t>
+      </w:r>
+    </w:p>
+    <w:p>
+      <w:r>
+        <w:rPr>
+          <w:b/>
+          <w:i w:val="0"/>
+          <w:color w:val="1F497D"/>
+        </w:rPr>
+        <w:t xml:space="preserve">Your call:   </w:t>
+      </w:r>
+      <w:r>
+        <w:rPr>
+          <w:b w:val="0"/>
+          <w:i w:val="0"/>
+        </w:rPr>
+        <w:t xml:space="preserve">[ ] Makes sense      [ ] They already buy this      [ ] Wrong      </w:t>
+      </w:r>
+      <w:r>
+        <w:rPr>
+          <w:b w:val="0"/>
+          <w:i/>
+          <w:color w:val="707070"/>
+          <w:sz w:val="18"/>
+        </w:rPr>
+        <w:t xml:space="preserve">notes: </w:t>
+      </w:r>
+      <w:r>
+        <w:rPr>
+          <w:b w:val="0"/>
+          <w:i w:val="0"/>
+          <w:color w:val="A0A0A0"/>
+        </w:rPr>
+        <w:t>______________________________</w:t>
+      </w:r>
+    </w:p>
+    <w:p>
+      <w:pPr>
+        <w:pStyle w:val="Heading3"/>
+      </w:pPr>
+      <w:r>
+        <w:rPr>
+          <w:b w:val="0"/>
+          <w:i w:val="0"/>
+        </w:rPr>
+        <w:t xml:space="preserve">4. Sarah and Sebastian Pty Ltd  </w:t>
+      </w:r>
+      <w:r>
+        <w:rPr>
+          <w:b/>
+          <w:i w:val="0"/>
+          <w:color w:val="707070"/>
+          <w:sz w:val="20"/>
+        </w:rPr>
+        <w:t>[Retail &amp; POS]</w:t>
+      </w:r>
+      <w:r>
+        <w:rPr>
+          <w:b w:val="0"/>
+          <w:i/>
+          <w:color w:val="707070"/>
+          <w:sz w:val="18"/>
+        </w:rPr>
+        <w:t xml:space="preserve">   $11,259 in the last 12 months   (deck #7 of 50)</w:t>
+      </w:r>
+    </w:p>
+    <w:p>
+      <w:r>
+        <w:rPr>
+          <w:b/>
+          <w:i w:val="0"/>
+        </w:rPr>
+        <w:t xml:space="preserve">Who to contact: </w:t>
+      </w:r>
+      <w:r>
+        <w:rPr>
+          <w:b w:val="0"/>
+          <w:i w:val="0"/>
+        </w:rPr>
+        <w:t>Taylah Stain &lt;taylah@sarahandsebastian.com&gt; - active (last active 2026-05-12)</w:t>
+      </w:r>
+    </w:p>
+    <w:p>
+      <w:r>
+        <w:rPr>
+          <w:b/>
+          <w:i w:val="0"/>
+        </w:rPr>
+        <w:t xml:space="preserve">Pitch: </w:t>
+      </w:r>
+      <w:r>
+        <w:rPr>
+          <w:b w:val="0"/>
+          <w:i w:val="0"/>
+          <w:color w:val="1B7F3B"/>
+        </w:rPr>
+        <w:t>Hard Cover Books</w:t>
+      </w:r>
+    </w:p>
+    <w:p>
+      <w:r>
+        <w:rPr>
+          <w:b/>
+          <w:i w:val="0"/>
+        </w:rPr>
+        <w:t xml:space="preserve">Pattern: </w:t>
+      </w:r>
+      <w:r>
+        <w:rPr>
+          <w:b w:val="0"/>
+          <w:i w:val="0"/>
+        </w:rPr>
+        <w:t>32% of customers who buy Embellishment also buy Hard Cover Books, about 3.9 times more likely than the average customer (8% normally). Buys embellishment (3 jobs) but has 0 jobs in hard cover books.</w:t>
+      </w:r>
+    </w:p>
+    <w:p>
+      <w:r>
+        <w:rPr>
+          <w:b/>
+          <w:i w:val="0"/>
+          <w:color w:val="1B7F3B"/>
+        </w:rPr>
+        <w:t xml:space="preserve">Fits their business: </w:t>
+      </w:r>
+      <w:r>
+        <w:rPr>
+          <w:b w:val="0"/>
+          <w:i w:val="0"/>
+        </w:rPr>
+        <w:t>Retail &amp; POS firms regularly buy Hard Cover Books (23% do).</w:t>
+      </w:r>
+    </w:p>
+    <w:p>
+      <w:r>
+        <w:rPr>
+          <w:b/>
+          <w:i w:val="0"/>
+        </w:rPr>
+        <w:t xml:space="preserve">Timing: </w:t>
+      </w:r>
+      <w:r>
+        <w:rPr>
+          <w:b w:val="0"/>
+          <w:i w:val="0"/>
+        </w:rPr>
+        <w:t>Due soon: last ordered 41 days ago; they typically reorder about every 32 days, so they're about due.</w:t>
+      </w:r>
+    </w:p>
+    <w:p>
+      <w:r>
+        <w:rPr>
+          <w:b/>
+          <w:i w:val="0"/>
+          <w:color w:val="1F497D"/>
+        </w:rPr>
+        <w:t xml:space="preserve">Your call:   </w:t>
+      </w:r>
+      <w:r>
+        <w:rPr>
+          <w:b w:val="0"/>
+          <w:i w:val="0"/>
+        </w:rPr>
+        <w:t xml:space="preserve">[ ] Makes sense      [ ] They already buy this      [ ] Wrong      </w:t>
+      </w:r>
+      <w:r>
+        <w:rPr>
+          <w:b w:val="0"/>
+          <w:i/>
+          <w:color w:val="707070"/>
+          <w:sz w:val="18"/>
+        </w:rPr>
+        <w:t xml:space="preserve">notes: </w:t>
+      </w:r>
+      <w:r>
+        <w:rPr>
+          <w:b w:val="0"/>
+          <w:i w:val="0"/>
+          <w:color w:val="A0A0A0"/>
+        </w:rPr>
+        <w:t>______________________________</w:t>
+      </w:r>
+    </w:p>
+    <w:p>
+      <w:pPr>
+        <w:pStyle w:val="Heading3"/>
+      </w:pPr>
+      <w:r>
+        <w:rPr>
+          <w:b w:val="0"/>
+          <w:i w:val="0"/>
+        </w:rPr>
+        <w:t xml:space="preserve">5. Performance Frontiers  </w:t>
       </w:r>
       <w:r>
         <w:rPr>
@@ -286,7 +723,7 @@
           <w:color w:val="707070"/>
           <w:sz w:val="18"/>
         </w:rPr>
-        <w:t xml:space="preserve">   $6,215 in the last 12 months   (deck #2 of 50)</w:t>
+        <w:t xml:space="preserve">   $6,215 in the last 12 months   (deck #10 of 50)</w:t>
       </w:r>
     </w:p>
     <w:p>
@@ -385,7 +822,7 @@
           <w:b w:val="0"/>
           <w:i w:val="0"/>
         </w:rPr>
-        <w:t>In cadence: last ordered 70 days ago; they typically reorder about every 235 days, so they're not due yet.</w:t>
+        <w:t>In cadence: last ordered 74 days ago; they typically reorder about every 235 days, so they're not due yet.</w:t>
       </w:r>
     </w:p>
     <w:p>
@@ -431,7 +868,7 @@
           <w:b w:val="0"/>
           <w:i w:val="0"/>
         </w:rPr>
-        <w:t xml:space="preserve">3. CTRL Print Group  </w:t>
+        <w:t xml:space="preserve">6. Next Printing  </w:t>
       </w:r>
       <w:r>
         <w:rPr>
@@ -449,7 +886,7 @@
           <w:color w:val="707070"/>
           <w:sz w:val="18"/>
         </w:rPr>
-        <w:t xml:space="preserve">   $7,215 in the last 12 months   (deck #3 of 50)</w:t>
+        <w:t xml:space="preserve">   $17,605 in the last 12 months   (deck #12 of 50)</w:t>
       </w:r>
     </w:p>
     <w:p>
@@ -465,7 +902,7 @@
           <w:b w:val="0"/>
           <w:i w:val="0"/>
         </w:rPr>
-        <w:t>Brad Page &lt;bradp@ctrlprintgroup.com&gt; - active (last active 2026-04-30)</w:t>
+        <w:t>no QB-won value contact identified - confirm decision-maker before outreach</w:t>
       </w:r>
     </w:p>
     <w:p>
@@ -498,7 +935,7 @@
           <w:b w:val="0"/>
           <w:i w:val="0"/>
         </w:rPr>
-        <w:t>32% of customers who buy Embellishment also buy Hard Cover Books, about 3.9 times more likely than the average customer (8% normally). Buys embellishment (3 jobs) but has 0 jobs in hard cover books.</w:t>
+        <w:t>32% of customers who buy Embellishment also buy Hard Cover Books, about 3.9 times more likely than the average customer (8% normally). Buys embellishment (5 jobs) but has 0 jobs in hard cover books.</w:t>
       </w:r>
     </w:p>
     <w:p>
@@ -531,444 +968,7 @@
           <w:b w:val="0"/>
           <w:i w:val="0"/>
         </w:rPr>
-        <w:t>Due soon: last ordered 195 days ago; they typically reorder about every 86 days, so they're about due. They also tend to pick up around Jul, which is coming up.</w:t>
-      </w:r>
-    </w:p>
-    <w:p>
-      <w:r>
-        <w:rPr>
-          <w:b/>
-          <w:i w:val="0"/>
-          <w:color w:val="1F497D"/>
-        </w:rPr>
-        <w:t xml:space="preserve">Your call:   </w:t>
-      </w:r>
-      <w:r>
-        <w:rPr>
-          <w:b w:val="0"/>
-          <w:i w:val="0"/>
-        </w:rPr>
-        <w:t xml:space="preserve">[ ] Makes sense      [ ] They already buy this      [ ] Wrong      </w:t>
-      </w:r>
-      <w:r>
-        <w:rPr>
-          <w:b w:val="0"/>
-          <w:i/>
-          <w:color w:val="707070"/>
-          <w:sz w:val="18"/>
-        </w:rPr>
-        <w:t xml:space="preserve">notes: </w:t>
-      </w:r>
-      <w:r>
-        <w:rPr>
-          <w:b w:val="0"/>
-          <w:i w:val="0"/>
-          <w:color w:val="A0A0A0"/>
-        </w:rPr>
-        <w:t>______________________________</w:t>
-      </w:r>
-    </w:p>
-    <w:p>
-      <w:pPr>
-        <w:pStyle w:val="Heading3"/>
-      </w:pPr>
-      <w:r>
-        <w:rPr>
-          <w:b w:val="0"/>
-          <w:i w:val="0"/>
-        </w:rPr>
-        <w:t xml:space="preserve">4. Westpac Banking Corp  </w:t>
-      </w:r>
-      <w:r>
-        <w:rPr>
-          <w:b/>
-          <w:i w:val="0"/>
-          <w:color w:val="707070"/>
-          <w:sz w:val="20"/>
-        </w:rPr>
-        <w:t>[Corporate &amp; Professional]</w:t>
-      </w:r>
-      <w:r>
-        <w:rPr>
-          <w:b w:val="0"/>
-          <w:i/>
-          <w:color w:val="707070"/>
-          <w:sz w:val="18"/>
-        </w:rPr>
-        <w:t xml:space="preserve">   $24,775 in the last 12 months   (deck #8 of 50)</w:t>
-      </w:r>
-    </w:p>
-    <w:p>
-      <w:r>
-        <w:rPr>
-          <w:b/>
-          <w:i w:val="0"/>
-        </w:rPr>
-        <w:t xml:space="preserve">Who to contact: </w:t>
-      </w:r>
-      <w:r>
-        <w:rPr>
-          <w:b w:val="0"/>
-          <w:i w:val="0"/>
-        </w:rPr>
-        <w:t>Jeff Edwards  &lt;jeff.edwards@westpac.com.au&gt; - active (last active 2026-05-11)</w:t>
-      </w:r>
-    </w:p>
-    <w:p>
-      <w:r>
-        <w:rPr>
-          <w:b/>
-          <w:i w:val="0"/>
-        </w:rPr>
-        <w:t xml:space="preserve">Pitch: </w:t>
-      </w:r>
-      <w:r>
-        <w:rPr>
-          <w:b w:val="0"/>
-          <w:i w:val="0"/>
-          <w:color w:val="1B7F3B"/>
-        </w:rPr>
-        <w:t>Hard Cover Books</w:t>
-      </w:r>
-    </w:p>
-    <w:p>
-      <w:r>
-        <w:rPr>
-          <w:b/>
-          <w:i w:val="0"/>
-        </w:rPr>
-        <w:t xml:space="preserve">Pattern: </w:t>
-      </w:r>
-      <w:r>
-        <w:rPr>
-          <w:b w:val="0"/>
-          <w:i w:val="0"/>
-        </w:rPr>
-        <w:t>32% of customers who buy Embellishment also buy Hard Cover Books, about 3.9 times more likely than the average customer (8% normally). Buys embellishment (20 jobs) but has 0 jobs in hard cover books.</w:t>
-      </w:r>
-    </w:p>
-    <w:p>
-      <w:r>
-        <w:rPr>
-          <w:b/>
-          <w:i w:val="0"/>
-        </w:rPr>
-        <w:t xml:space="preserve">Industry fit: </w:t>
-      </w:r>
-      <w:r>
-        <w:rPr>
-          <w:b w:val="0"/>
-          <w:i w:val="0"/>
-        </w:rPr>
-        <w:t>Neutral fit - Hard Cover Books carries no strong industry signal for Corporate &amp; Professional; pitched on the statistics.</w:t>
-      </w:r>
-    </w:p>
-    <w:p>
-      <w:r>
-        <w:rPr>
-          <w:b/>
-          <w:i w:val="0"/>
-        </w:rPr>
-        <w:t xml:space="preserve">Timing: </w:t>
-      </w:r>
-      <w:r>
-        <w:rPr>
-          <w:b w:val="0"/>
-          <w:i w:val="0"/>
-        </w:rPr>
-        <w:t>Due soon: last ordered 106 days ago; they typically reorder about every 71 days, so they're about due.</w:t>
-      </w:r>
-    </w:p>
-    <w:p>
-      <w:r>
-        <w:rPr>
-          <w:b/>
-          <w:i w:val="0"/>
-          <w:color w:val="1F497D"/>
-        </w:rPr>
-        <w:t xml:space="preserve">Your call:   </w:t>
-      </w:r>
-      <w:r>
-        <w:rPr>
-          <w:b w:val="0"/>
-          <w:i w:val="0"/>
-        </w:rPr>
-        <w:t xml:space="preserve">[ ] Makes sense      [ ] They already buy this      [ ] Wrong      </w:t>
-      </w:r>
-      <w:r>
-        <w:rPr>
-          <w:b w:val="0"/>
-          <w:i/>
-          <w:color w:val="707070"/>
-          <w:sz w:val="18"/>
-        </w:rPr>
-        <w:t xml:space="preserve">notes: </w:t>
-      </w:r>
-      <w:r>
-        <w:rPr>
-          <w:b w:val="0"/>
-          <w:i w:val="0"/>
-          <w:color w:val="A0A0A0"/>
-        </w:rPr>
-        <w:t>______________________________</w:t>
-      </w:r>
-    </w:p>
-    <w:p>
-      <w:pPr>
-        <w:pStyle w:val="Heading3"/>
-      </w:pPr>
-      <w:r>
-        <w:rPr>
-          <w:b w:val="0"/>
-          <w:i w:val="0"/>
-        </w:rPr>
-        <w:t xml:space="preserve">5. Shepson Printing  </w:t>
-      </w:r>
-      <w:r>
-        <w:rPr>
-          <w:b/>
-          <w:i w:val="0"/>
-          <w:color w:val="707070"/>
-          <w:sz w:val="20"/>
-        </w:rPr>
-        <w:t>[Trade Printers]</w:t>
-      </w:r>
-      <w:r>
-        <w:rPr>
-          <w:b w:val="0"/>
-          <w:i/>
-          <w:color w:val="707070"/>
-          <w:sz w:val="18"/>
-        </w:rPr>
-        <w:t xml:space="preserve">   $10,423 in the last 12 months   (deck #10 of 50)</w:t>
-      </w:r>
-    </w:p>
-    <w:p>
-      <w:r>
-        <w:rPr>
-          <w:b/>
-          <w:i w:val="0"/>
-        </w:rPr>
-        <w:t xml:space="preserve">Who to contact: </w:t>
-      </w:r>
-      <w:r>
-        <w:rPr>
-          <w:b w:val="0"/>
-          <w:i w:val="0"/>
-        </w:rPr>
-        <w:t>Matthew Payn &lt;sales@shepson.com.au&gt; - active (last active 2026-05-28)</w:t>
-      </w:r>
-    </w:p>
-    <w:p>
-      <w:r>
-        <w:rPr>
-          <w:b/>
-          <w:i w:val="0"/>
-        </w:rPr>
-        <w:t xml:space="preserve">Pitch: </w:t>
-      </w:r>
-      <w:r>
-        <w:rPr>
-          <w:b w:val="0"/>
-          <w:i w:val="0"/>
-          <w:color w:val="1B7F3B"/>
-        </w:rPr>
-        <w:t>Hard Cover Books</w:t>
-      </w:r>
-    </w:p>
-    <w:p>
-      <w:r>
-        <w:rPr>
-          <w:b/>
-          <w:i w:val="0"/>
-        </w:rPr>
-        <w:t xml:space="preserve">Pattern: </w:t>
-      </w:r>
-      <w:r>
-        <w:rPr>
-          <w:b w:val="0"/>
-          <w:i w:val="0"/>
-        </w:rPr>
-        <w:t>32% of customers who buy Embellishment also buy Hard Cover Books, about 3.9 times more likely than the average customer (8% normally). Buys embellishment (3 jobs) but has 0 jobs in hard cover books.</w:t>
-      </w:r>
-    </w:p>
-    <w:p>
-      <w:r>
-        <w:rPr>
-          <w:b/>
-          <w:i w:val="0"/>
-          <w:color w:val="1B7F3B"/>
-        </w:rPr>
-        <w:t xml:space="preserve">Fits their business: </w:t>
-      </w:r>
-      <w:r>
-        <w:rPr>
-          <w:b w:val="0"/>
-          <w:i w:val="0"/>
-        </w:rPr>
-        <w:t>Trade Printers firms regularly buy Hard Cover Books (28% do).</w:t>
-      </w:r>
-    </w:p>
-    <w:p>
-      <w:r>
-        <w:rPr>
-          <w:b/>
-          <w:i w:val="0"/>
-        </w:rPr>
-        <w:t xml:space="preserve">Timing: </w:t>
-      </w:r>
-      <w:r>
-        <w:rPr>
-          <w:b w:val="0"/>
-          <w:i w:val="0"/>
-        </w:rPr>
-        <w:t>In cadence: last ordered -1 days ago; they typically reorder about every 32 days, so they're not due yet. They also tend to pick up around Jul, which is coming up.</w:t>
-      </w:r>
-    </w:p>
-    <w:p>
-      <w:r>
-        <w:rPr>
-          <w:b/>
-          <w:i w:val="0"/>
-          <w:color w:val="1F497D"/>
-        </w:rPr>
-        <w:t xml:space="preserve">Your call:   </w:t>
-      </w:r>
-      <w:r>
-        <w:rPr>
-          <w:b w:val="0"/>
-          <w:i w:val="0"/>
-        </w:rPr>
-        <w:t xml:space="preserve">[ ] Makes sense      [ ] They already buy this      [ ] Wrong      </w:t>
-      </w:r>
-      <w:r>
-        <w:rPr>
-          <w:b w:val="0"/>
-          <w:i/>
-          <w:color w:val="707070"/>
-          <w:sz w:val="18"/>
-        </w:rPr>
-        <w:t xml:space="preserve">notes: </w:t>
-      </w:r>
-      <w:r>
-        <w:rPr>
-          <w:b w:val="0"/>
-          <w:i w:val="0"/>
-          <w:color w:val="A0A0A0"/>
-        </w:rPr>
-        <w:t>______________________________</w:t>
-      </w:r>
-    </w:p>
-    <w:p>
-      <w:pPr>
-        <w:pStyle w:val="Heading3"/>
-      </w:pPr>
-      <w:r>
-        <w:rPr>
-          <w:b w:val="0"/>
-          <w:i w:val="0"/>
-        </w:rPr>
-        <w:t xml:space="preserve">6. MCI Group  </w:t>
-      </w:r>
-      <w:r>
-        <w:rPr>
-          <w:b/>
-          <w:i w:val="0"/>
-          <w:color w:val="707070"/>
-          <w:sz w:val="20"/>
-        </w:rPr>
-        <w:t>[Advertising &amp; Marketing]</w:t>
-      </w:r>
-      <w:r>
-        <w:rPr>
-          <w:b w:val="0"/>
-          <w:i/>
-          <w:color w:val="707070"/>
-          <w:sz w:val="18"/>
-        </w:rPr>
-        <w:t xml:space="preserve">   $15,553 in the last 12 months   (deck #11 of 50)</w:t>
-      </w:r>
-    </w:p>
-    <w:p>
-      <w:r>
-        <w:rPr>
-          <w:b/>
-          <w:i w:val="0"/>
-        </w:rPr>
-        <w:t xml:space="preserve">Who to contact: </w:t>
-      </w:r>
-      <w:r>
-        <w:rPr>
-          <w:b w:val="0"/>
-          <w:i w:val="0"/>
-        </w:rPr>
-        <w:t>Marta Tabaka &lt;marta.tabaka@wearemci.com&gt; - active (last active 2026-03-18)</w:t>
-      </w:r>
-    </w:p>
-    <w:p>
-      <w:r>
-        <w:rPr>
-          <w:b/>
-          <w:i w:val="0"/>
-        </w:rPr>
-        <w:t xml:space="preserve">Pitch: </w:t>
-      </w:r>
-      <w:r>
-        <w:rPr>
-          <w:b w:val="0"/>
-          <w:i w:val="0"/>
-          <w:color w:val="1B7F3B"/>
-        </w:rPr>
-        <w:t>Hard Cover Books</w:t>
-      </w:r>
-    </w:p>
-    <w:p>
-      <w:r>
-        <w:rPr>
-          <w:b/>
-          <w:i w:val="0"/>
-        </w:rPr>
-        <w:t xml:space="preserve">Pattern: </w:t>
-      </w:r>
-      <w:r>
-        <w:rPr>
-          <w:b w:val="0"/>
-          <w:i w:val="0"/>
-        </w:rPr>
-        <w:t>32% of customers who buy Embellishment also buy Hard Cover Books, about 3.9 times more likely than the average customer (8% normally). Buys embellishment (23 jobs) but has 0 jobs in hard cover books.</w:t>
-      </w:r>
-    </w:p>
-    <w:p>
-      <w:r>
-        <w:rPr>
-          <w:b/>
-          <w:i w:val="0"/>
-          <w:color w:val="1B7F3B"/>
-        </w:rPr>
-        <w:t xml:space="preserve">Fits their business: </w:t>
-      </w:r>
-      <w:r>
-        <w:rPr>
-          <w:b w:val="0"/>
-          <w:i w:val="0"/>
-        </w:rPr>
-        <w:t>Advertising &amp; Marketing firms regularly buy Hard Cover Books (26% do).</w:t>
-      </w:r>
-    </w:p>
-    <w:p>
-      <w:r>
-        <w:rPr>
-          <w:b/>
-          <w:i w:val="0"/>
-        </w:rPr>
-        <w:t xml:space="preserve">Timing: </w:t>
-      </w:r>
-      <w:r>
-        <w:rPr>
-          <w:b w:val="0"/>
-          <w:i w:val="0"/>
-        </w:rPr>
-        <w:t>Overdue: last ordered 128 days ago; they typically reorder about every 44 days, so they're past due.</w:t>
+        <w:t>In cadence: last ordered 47 days ago; they typically reorder about every 70 days, so they're not due yet.</w:t>
       </w:r>
     </w:p>
     <w:p>
@@ -1032,7 +1032,7 @@
           <w:color w:val="707070"/>
           <w:sz w:val="18"/>
         </w:rPr>
-        <w:t xml:space="preserve">   $1,154 in the last 12 months   (deck #12 of 50)</w:t>
+        <w:t xml:space="preserve">   $1,154 in the last 12 months   (deck #17 of 50)</w:t>
       </w:r>
     </w:p>
     <w:p>
@@ -1133,7 +1133,7 @@
           <w:b w:val="0"/>
           <w:i w:val="0"/>
         </w:rPr>
-        <w:t>Due soon: last ordered 90 days ago; they typically reorder about every 53 days, so they're about due. They also tend to pick up around Jul, which is coming up.</w:t>
+        <w:t>Due soon: last ordered 94 days ago; they typically reorder about every 53 days, so they're about due. They also tend to pick up around Jul, which is coming up.</w:t>
       </w:r>
     </w:p>
     <w:p>
@@ -1179,7 +1179,7 @@
           <w:b w:val="0"/>
           <w:i w:val="0"/>
         </w:rPr>
-        <w:t xml:space="preserve">8. Sarah and Sebastian Pty Ltd  </w:t>
+        <w:t xml:space="preserve">8. CTRL Print Group  </w:t>
       </w:r>
       <w:r>
         <w:rPr>
@@ -1188,7 +1188,7 @@
           <w:color w:val="707070"/>
           <w:sz w:val="20"/>
         </w:rPr>
-        <w:t>[Retail &amp; POS]</w:t>
+        <w:t>[Trade Printers]</w:t>
       </w:r>
       <w:r>
         <w:rPr>
@@ -1197,7 +1197,7 @@
           <w:color w:val="707070"/>
           <w:sz w:val="18"/>
         </w:rPr>
-        <w:t xml:space="preserve">   $11,259 in the last 12 months   (deck #13 of 50)</w:t>
+        <w:t xml:space="preserve">   $7,215 in the last 12 months   (deck #19 of 50)</w:t>
       </w:r>
     </w:p>
     <w:p>
@@ -1213,7 +1213,7 @@
           <w:b w:val="0"/>
           <w:i w:val="0"/>
         </w:rPr>
-        <w:t>Taylah Stain &lt;taylah@sarahandsebastian.com&gt; - active (last active 2026-05-12)</w:t>
+        <w:t>Brad Page &lt;bradp@ctrlprintgroup.com&gt; - active (last active 2026-04-30)</w:t>
       </w:r>
     </w:p>
     <w:p>
@@ -1263,7 +1263,7 @@
           <w:b w:val="0"/>
           <w:i w:val="0"/>
         </w:rPr>
-        <w:t>Retail &amp; POS firms regularly buy Hard Cover Books (23% do).</w:t>
+        <w:t>Trade Printers firms regularly buy Hard Cover Books (28% do).</w:t>
       </w:r>
     </w:p>
     <w:p>
@@ -1279,7 +1279,7 @@
           <w:b w:val="0"/>
           <w:i w:val="0"/>
         </w:rPr>
-        <w:t>Due soon: last ordered 37 days ago; they typically reorder about every 32 days, so they're about due.</w:t>
+        <w:t>Due soon: last ordered 199 days ago; they typically reorder about every 86 days, so they're about due. They also tend to pick up around Jul, which is coming up.</w:t>
       </w:r>
     </w:p>
     <w:p>
@@ -1445,7 +1445,7 @@
           <w:b w:val="0"/>
           <w:i w:val="0"/>
         </w:rPr>
-        <w:t>In cadence: last ordered 14 days ago; they typically reorder about every 100 days, so they're not due yet.</w:t>
+        <w:t>In cadence: last ordered 18 days ago; they typically reorder about every 100 days, so they're not due yet.</w:t>
       </w:r>
     </w:p>
     <w:p>
@@ -1590,7 +1590,7 @@
           <w:b w:val="0"/>
           <w:i w:val="0"/>
         </w:rPr>
-        <w:t>In cadence: last ordered 56 days ago; they typically reorder about every 156 days, so they're not due yet. They also tend to pick up around Jul, which is coming up.</w:t>
+        <w:t>In cadence: last ordered 60 days ago; they typically reorder about every 156 days, so they're not due yet. They also tend to pick up around Jul, which is coming up.</w:t>
       </w:r>
     </w:p>
     <w:p>
@@ -1736,7 +1736,7 @@
           <w:b w:val="0"/>
           <w:i w:val="0"/>
         </w:rPr>
-        <w:t>In cadence: last ordered -1 days ago; they typically reorder about every 38 days, so they're not due yet.</w:t>
+        <w:t>In cadence: last ordered 3 days ago; they typically reorder about every 38 days, so they're not due yet.</w:t>
       </w:r>
     </w:p>
     <w:p>
@@ -1782,7 +1782,152 @@
           <w:b w:val="0"/>
           <w:i w:val="0"/>
         </w:rPr>
-        <w:t xml:space="preserve">12. Paper Moose  </w:t>
+        <w:t xml:space="preserve">12. ALEMAIS RAE PTY LIMITED  </w:t>
+      </w:r>
+      <w:r>
+        <w:rPr>
+          <w:b/>
+          <w:i w:val="0"/>
+          <w:color w:val="707070"/>
+          <w:sz w:val="20"/>
+        </w:rPr>
+        <w:t>[Luxury Brands]</w:t>
+      </w:r>
+      <w:r>
+        <w:rPr>
+          <w:b w:val="0"/>
+          <w:i/>
+          <w:color w:val="707070"/>
+          <w:sz w:val="18"/>
+        </w:rPr>
+        <w:t xml:space="preserve">   $15,015 in the last 12 months   (deck #34 of 50)</w:t>
+      </w:r>
+    </w:p>
+    <w:p>
+      <w:r>
+        <w:rPr>
+          <w:b/>
+          <w:i w:val="0"/>
+        </w:rPr>
+        <w:t xml:space="preserve">Who to contact: </w:t>
+      </w:r>
+      <w:r>
+        <w:rPr>
+          <w:b w:val="0"/>
+          <w:i w:val="0"/>
+        </w:rPr>
+        <w:t>Mandy Flack &lt;mandy@alemais.com&gt; - active (last active 2026-05-20)</w:t>
+      </w:r>
+    </w:p>
+    <w:p>
+      <w:r>
+        <w:rPr>
+          <w:b/>
+          <w:i w:val="0"/>
+        </w:rPr>
+        <w:t xml:space="preserve">Pitch: </w:t>
+      </w:r>
+      <w:r>
+        <w:rPr>
+          <w:b w:val="0"/>
+          <w:i w:val="0"/>
+          <w:color w:val="1B7F3B"/>
+        </w:rPr>
+        <w:t>Soft Cover Books</w:t>
+      </w:r>
+    </w:p>
+    <w:p>
+      <w:r>
+        <w:rPr>
+          <w:b/>
+          <w:i w:val="0"/>
+        </w:rPr>
+        <w:t xml:space="preserve">Pattern: </w:t>
+      </w:r>
+      <w:r>
+        <w:rPr>
+          <w:b w:val="0"/>
+          <w:i w:val="0"/>
+        </w:rPr>
+        <w:t>57% of customers who buy Embellishment also buy Soft Cover Books, about 2.1 times more likely than the average customer (28% normally). Buys embellishment (2 jobs) but has 0 jobs in soft cover books.</w:t>
+      </w:r>
+    </w:p>
+    <w:p>
+      <w:r>
+        <w:rPr>
+          <w:b/>
+          <w:i w:val="0"/>
+        </w:rPr>
+        <w:t xml:space="preserve">Industry fit: </w:t>
+      </w:r>
+      <w:r>
+        <w:rPr>
+          <w:b w:val="0"/>
+          <w:i w:val="0"/>
+        </w:rPr>
+        <w:t>Neutral fit - Soft Cover Books carries no strong industry signal for Luxury Brands; pitched on the statistics.</w:t>
+      </w:r>
+    </w:p>
+    <w:p>
+      <w:r>
+        <w:rPr>
+          <w:b/>
+          <w:i w:val="0"/>
+        </w:rPr>
+        <w:t xml:space="preserve">Timing: </w:t>
+      </w:r>
+      <w:r>
+        <w:rPr>
+          <w:b w:val="0"/>
+          <w:i w:val="0"/>
+        </w:rPr>
+        <w:t>In cadence: last ordered 5 days ago; they typically reorder about every 76 days, so they're not due yet.</w:t>
+      </w:r>
+    </w:p>
+    <w:p>
+      <w:r>
+        <w:rPr>
+          <w:b/>
+          <w:i w:val="0"/>
+          <w:color w:val="1F497D"/>
+        </w:rPr>
+        <w:t xml:space="preserve">Your call:   </w:t>
+      </w:r>
+      <w:r>
+        <w:rPr>
+          <w:b w:val="0"/>
+          <w:i w:val="0"/>
+        </w:rPr>
+        <w:t xml:space="preserve">[ ] Makes sense      [ ] They already buy this      [ ] Wrong      </w:t>
+      </w:r>
+      <w:r>
+        <w:rPr>
+          <w:b w:val="0"/>
+          <w:i/>
+          <w:color w:val="707070"/>
+          <w:sz w:val="18"/>
+        </w:rPr>
+        <w:t xml:space="preserve">notes: </w:t>
+      </w:r>
+      <w:r>
+        <w:rPr>
+          <w:b w:val="0"/>
+          <w:i w:val="0"/>
+          <w:color w:val="A0A0A0"/>
+        </w:rPr>
+        <w:t>______________________________</w:t>
+      </w:r>
+    </w:p>
+    <w:p>
+      <w:pPr>
+        <w:pStyle w:val="Heading3"/>
+      </w:pPr>
+      <w:r>
+        <w:rPr>
+          <w:b w:val="0"/>
+          <w:i w:val="0"/>
+        </w:rPr>
+        <w:t xml:space="preserve">13. Paper Moose  </w:t>
       </w:r>
       <w:r>
         <w:rPr>
@@ -1800,7 +1945,7 @@
           <w:color w:val="707070"/>
           <w:sz w:val="18"/>
         </w:rPr>
-        <w:t xml:space="preserve">   $1,627 in the last 12 months   (deck #25 of 50)</w:t>
+        <w:t xml:space="preserve">   $1,627 in the last 12 months   (deck #35 of 50)</w:t>
       </w:r>
     </w:p>
     <w:p>
@@ -1882,152 +2027,7 @@
           <w:b w:val="0"/>
           <w:i w:val="0"/>
         </w:rPr>
-        <w:t>In cadence: last ordered 106 days ago; they typically reorder about every 172 days, so they're not due yet.</w:t>
-      </w:r>
-    </w:p>
-    <w:p>
-      <w:r>
-        <w:rPr>
-          <w:b/>
-          <w:i w:val="0"/>
-          <w:color w:val="1F497D"/>
-        </w:rPr>
-        <w:t xml:space="preserve">Your call:   </w:t>
-      </w:r>
-      <w:r>
-        <w:rPr>
-          <w:b w:val="0"/>
-          <w:i w:val="0"/>
-        </w:rPr>
-        <w:t xml:space="preserve">[ ] Makes sense      [ ] They already buy this      [ ] Wrong      </w:t>
-      </w:r>
-      <w:r>
-        <w:rPr>
-          <w:b w:val="0"/>
-          <w:i/>
-          <w:color w:val="707070"/>
-          <w:sz w:val="18"/>
-        </w:rPr>
-        <w:t xml:space="preserve">notes: </w:t>
-      </w:r>
-      <w:r>
-        <w:rPr>
-          <w:b w:val="0"/>
-          <w:i w:val="0"/>
-          <w:color w:val="A0A0A0"/>
-        </w:rPr>
-        <w:t>______________________________</w:t>
-      </w:r>
-    </w:p>
-    <w:p>
-      <w:pPr>
-        <w:pStyle w:val="Heading3"/>
-      </w:pPr>
-      <w:r>
-        <w:rPr>
-          <w:b w:val="0"/>
-          <w:i w:val="0"/>
-        </w:rPr>
-        <w:t xml:space="preserve">13. ALEMAIS RAE PTY LIMITED  </w:t>
-      </w:r>
-      <w:r>
-        <w:rPr>
-          <w:b/>
-          <w:i w:val="0"/>
-          <w:color w:val="707070"/>
-          <w:sz w:val="20"/>
-        </w:rPr>
-        <w:t>[Luxury Brands]</w:t>
-      </w:r>
-      <w:r>
-        <w:rPr>
-          <w:b w:val="0"/>
-          <w:i/>
-          <w:color w:val="707070"/>
-          <w:sz w:val="18"/>
-        </w:rPr>
-        <w:t xml:space="preserve">   $15,015 in the last 12 months   (deck #37 of 50)</w:t>
-      </w:r>
-    </w:p>
-    <w:p>
-      <w:r>
-        <w:rPr>
-          <w:b/>
-          <w:i w:val="0"/>
-        </w:rPr>
-        <w:t xml:space="preserve">Who to contact: </w:t>
-      </w:r>
-      <w:r>
-        <w:rPr>
-          <w:b w:val="0"/>
-          <w:i w:val="0"/>
-        </w:rPr>
-        <w:t>Mandy Flack &lt;mandy@alemais.com&gt; - active (last active 2026-05-20)</w:t>
-      </w:r>
-    </w:p>
-    <w:p>
-      <w:r>
-        <w:rPr>
-          <w:b/>
-          <w:i w:val="0"/>
-        </w:rPr>
-        <w:t xml:space="preserve">Pitch: </w:t>
-      </w:r>
-      <w:r>
-        <w:rPr>
-          <w:b w:val="0"/>
-          <w:i w:val="0"/>
-          <w:color w:val="1B7F3B"/>
-        </w:rPr>
-        <w:t>Soft Cover Books</w:t>
-      </w:r>
-    </w:p>
-    <w:p>
-      <w:r>
-        <w:rPr>
-          <w:b/>
-          <w:i w:val="0"/>
-        </w:rPr>
-        <w:t xml:space="preserve">Pattern: </w:t>
-      </w:r>
-      <w:r>
-        <w:rPr>
-          <w:b w:val="0"/>
-          <w:i w:val="0"/>
-        </w:rPr>
-        <w:t>57% of customers who buy Embellishment also buy Soft Cover Books, about 2.1 times more likely than the average customer (28% normally). Buys embellishment (2 jobs) but has 0 jobs in soft cover books.</w:t>
-      </w:r>
-    </w:p>
-    <w:p>
-      <w:r>
-        <w:rPr>
-          <w:b/>
-          <w:i w:val="0"/>
-        </w:rPr>
-        <w:t xml:space="preserve">Industry fit: </w:t>
-      </w:r>
-      <w:r>
-        <w:rPr>
-          <w:b w:val="0"/>
-          <w:i w:val="0"/>
-        </w:rPr>
-        <w:t>Neutral fit - Soft Cover Books carries no strong industry signal for Luxury Brands; pitched on the statistics.</w:t>
-      </w:r>
-    </w:p>
-    <w:p>
-      <w:r>
-        <w:rPr>
-          <w:b/>
-          <w:i w:val="0"/>
-        </w:rPr>
-        <w:t xml:space="preserve">Timing: </w:t>
-      </w:r>
-      <w:r>
-        <w:rPr>
-          <w:b w:val="0"/>
-          <w:i w:val="0"/>
-        </w:rPr>
-        <w:t>In cadence: last ordered 1 days ago; they typically reorder about every 76 days, so they're not due yet.</w:t>
+        <w:t>In cadence: last ordered 110 days ago; they typically reorder about every 172 days, so they're not due yet.</w:t>
       </w:r>
     </w:p>
     <w:p>
@@ -2091,7 +2091,7 @@
           <w:color w:val="707070"/>
           <w:sz w:val="18"/>
         </w:rPr>
-        <w:t xml:space="preserve">   $1,116 in the last 12 months   (deck #42 of 50)</w:t>
+        <w:t xml:space="preserve">   $1,116 in the last 12 months   (deck #50 of 50)</w:t>
       </w:r>
     </w:p>
     <w:p>
@@ -2173,7 +2173,7 @@
           <w:b w:val="0"/>
           <w:i w:val="0"/>
         </w:rPr>
-        <w:t>In cadence: last ordered 78 days ago; they typically reorder about every 233 days, so they're not due yet.</w:t>
+        <w:t>In cadence: last ordered 82 days ago; they typically reorder about every 233 days, so they're not due yet.</w:t>
       </w:r>
     </w:p>
     <w:p>
